--- a/Submission_Video_Recording_Brief.docx
+++ b/Submission_Video_Recording_Brief.docx
@@ -8,7 +8,7 @@
         <w:jc w:val="center"/>
       </w:pPr>
       <w:r>
-        <w:t>Referral Copilot</w:t>
+        <w:t>Indian Healthcare Referral Copilot</w:t>
         <w:br/>
         <w:t>Submission Video Recording Brief</w:t>
       </w:r>
@@ -30,7 +30,7 @@
         <w:jc w:val="center"/>
       </w:pPr>
       <w:r>
-        <w:t>Prepared for the Databricks “Data Legend” challenge — Referral Copilot track.</w:t>
+        <w:t>Prepared for the Databricks “Data Legend” challenge — Indian Healthcare Referral Copilot track.</w:t>
       </w:r>
     </w:p>
     <w:p>
@@ -460,7 +460,7 @@
         <w:rPr>
           <w:i/>
         </w:rPr>
-        <w:t>A care coordinator should not send a family hours away because a hospital merely claimed it offers dialysis. Referral Copilot turns over ten thousand messy Indian facility records into defensible referrals. I’ll search “dialysis near Jaipur.” Results balance proximity with evidence, while still letting the planner sort by nearest or most evidence. Each candidate shows distance, a three-state verdict, missing capability domains, and the exact source sentences behind every matched tracer. The scoring explanation requires corroboration across independent source fields, while contradictions and contaminated evidence are flagged rather than hidden. I can save this referral, and Lakebase preserves it in my personal shortlist. For an unscored request like “dental near Madurai,” the app still finds literal source evidence—but clearly labels it exploratory and refuses to invent a readiness verdict.</w:t>
+        <w:t>A care coordinator should not send a family hours away because a hospital merely claimed it offers dialysis. Indian Healthcare Referral Copilot turns over ten thousand messy Indian facility records into defensible referrals. I’ll search “dialysis near Jaipur.” Results balance proximity with evidence, while still letting the planner sort by nearest or most evidence. Each candidate shows distance, a three-state verdict, missing capability domains, and the exact source sentences behind every matched tracer. The scoring explanation requires corroboration across independent source fields, while contradictions and contaminated evidence are flagged rather than hidden. I can save this referral, and Lakebase preserves it in my personal shortlist. For an unscored request like “dental near Madurai,” the app still finds literal source evidence—but clearly labels it exploratory and refuses to invent a readiness verdict.</w:t>
       </w:r>
     </w:p>
     <w:p>
@@ -717,7 +717,7 @@
         <w:rPr>
           <w:i/>
         </w:rPr>
-        <w:t>Referral Copilot runs as a Dash application on Databricks Apps, served through Gunicorn. Offline, the pipeline converts 10,077 facilities into sentence-level evidence, audits provenance contamination, and deterministically maps bullets to 20 capabilities using SARA-style domains and IPHS-inspired tracer items. It then materializes 201,540 facility-capability assessments with three honest outcomes: corroborated, claimed only, or insufficient evidence. At startup, an in-memory FacilityStore indexes these artifacts for predictable low-latency queries. The main path uses deterministic vocabulary resolution, Haversine distance, adaptive geographic widening, and a ranking score combining 60 percent evidence with 40 percent proximity. Databricks Model Serving handles unfamiliar natural-language phrasing, with deterministic failure handling. Lakebase persists user shortlists. I deliberately kept generative AI outside scoring so every recommendation remains reproducible and traceable to an exact source sentence.</w:t>
+        <w:t>Indian Healthcare Referral Copilot runs as a Dash application on Databricks Apps, served through Gunicorn. Offline, the pipeline converts 10,077 facilities into sentence-level evidence, audits provenance contamination, and deterministically maps bullets to 20 capabilities using SARA-style domains and IPHS-inspired tracer items. It then materializes 201,540 facility-capability assessments with three honest outcomes: corroborated, claimed only, or insufficient evidence. At startup, an in-memory FacilityStore indexes these artifacts for predictable low-latency queries. The main path uses deterministic vocabulary resolution, Haversine distance, adaptive geographic widening, and a ranking score combining 60 percent evidence with 40 percent proximity. Databricks Model Serving handles unfamiliar natural-language phrasing, with deterministic failure handling. Lakebase persists user shortlists. I deliberately kept generative AI outside scoring so every recommendation remains reproducible and traceable to an exact source sentence.</w:t>
       </w:r>
     </w:p>
     <w:p>
@@ -761,7 +761,7 @@
         <w:rPr>
           <w:i/>
         </w:rPr>
-        <w:t>Hi, I’m Manoj, the solo builder of Referral Copilot. I designed the product workflow, built the evidence-processing and provenance-audit pipeline, created the medical capability taxonomy and readiness methodology, implemented ranking and natural-language query handling, and developed and deployed the Databricks application with persistent shortlists. My background is in data science, retrieval systems, and production machine learning, but the most important design decision here was restraint: this healthcare dataset has no ground truth, so the product must show evidence and uncertainty instead of manufacturing confidence. Referral Copilot is my attempt to turn fragmented facility claims into referrals that NGO planners and care coordinators can inspect, defend, and act on.</w:t>
+        <w:t>Hi, I’m Manoj, the solo builder of Indian Healthcare Referral Copilot. I designed the product workflow, built the evidence-processing and provenance-audit pipeline, created the medical capability taxonomy and readiness methodology, implemented ranking and natural-language query handling, and developed and deployed the Databricks application with persistent shortlists. My background is in data science, retrieval systems, and production machine learning, but the most important design decision here was restraint: this healthcare dataset has no ground truth, so the product must show evidence and uncertainty instead of manufacturing confidence. Indian Healthcare Referral Copilot is my attempt to turn fragmented facility claims into referrals that NGO planners and care coordinators can inspect, defend, and act on.</w:t>
       </w:r>
     </w:p>
     <w:p>
@@ -878,7 +878,7 @@
       <w:rPr>
         <w:sz w:val="16"/>
       </w:rPr>
-      <w:t>Referral Copilot · Data Legend Hackathon Submission</w:t>
+      <w:t>Indian Healthcare Referral Copilot · Data Legend Hackathon Submission</w:t>
     </w:r>
   </w:p>
 </w:ftr>
